--- a/00-首页/题组Word/习题书/学生版-打印版/第四篇-元素与分析/5-元素推断.docx
+++ b/00-首页/题组Word/习题书/学生版-打印版/第四篇-元素与分析/5-元素推断.docx
@@ -2,7 +2,7 @@
 <file path=word/document.xml><?xml version="1.0" encoding="utf-8"?>
 <w:document xmlns:w="http://schemas.openxmlformats.org/wordprocessingml/2006/main" xmlns:m="http://schemas.openxmlformats.org/officeDocument/2006/math" xmlns:r="http://schemas.openxmlformats.org/officeDocument/2006/relationships" xmlns:o="urn:schemas-microsoft-com:office:office" xmlns:v="urn:schemas-microsoft-com:vml" xmlns:w10="urn:schemas-microsoft-com:office:word" xmlns:a="http://schemas.openxmlformats.org/drawingml/2006/main" xmlns:pic="http://schemas.openxmlformats.org/drawingml/2006/picture" xmlns:wp="http://schemas.openxmlformats.org/drawingml/2006/wordprocessingDrawing">
   <w:body>
-    <w:bookmarkStart w:id="54" w:name="第-5-章-元素推断"/>
+    <w:bookmarkStart w:id="55" w:name="第-5-章-元素推断"/>
     <w:p>
       <w:pPr>
         <w:pStyle w:val="Heading1"/>
@@ -8474,7 +8474,7 @@
       </w:r>
     </w:p>
     <w:bookmarkEnd w:id="16"/>
-    <w:bookmarkStart w:id="17" w:name="初赛讲义-推断技术-习题6.24"/>
+    <w:bookmarkStart w:id="17" w:name="一分册测试-ch13b-6-sn元素推断与氯化物"/>
     <w:p>
       <w:pPr>
         <w:pStyle w:val="Heading2"/>
@@ -8486,6 +8486,757 @@
           <w:rFonts w:ascii="Times New Roman" w:hAnsi="Times New Roman" w:eastAsia="Times New Roman" w:cs="Times New Roman"/>
         </w:rPr>
         <w:t xml:space="preserve">5.9 </w:t>
+      </w:r>
+      <w:r>
+        <w:rPr>
+          <w:rFonts w:hint="eastAsia" w:ascii="Times New Roman" w:hAnsi="Times New Roman" w:eastAsia="SimHei" w:cs="Times New Roman"/>
+        </w:rPr>
+        <w:t>一分册测试</w:t>
+      </w:r>
+      <w:r>
+        <w:rPr>
+          <w:rFonts w:hint="eastAsia" w:ascii="Times New Roman" w:hAnsi="Times New Roman" w:eastAsia="Times New Roman" w:cs="Times New Roman"/>
+        </w:rPr>
+        <w:t>-Ch13B-6-Sn</w:t>
+      </w:r>
+      <w:r>
+        <w:rPr>
+          <w:rFonts w:hint="eastAsia" w:ascii="Times New Roman" w:hAnsi="Times New Roman" w:eastAsia="SimHei" w:cs="Times New Roman"/>
+        </w:rPr>
+        <w:t>元素推断与氯化物</w:t>
+      </w:r>
+    </w:p>
+    <w:p>
+      <w:pPr>
+        <w:pStyle w:val="FirstParagraph"/>
+      </w:pPr>
+      <w:r>
+        <w:rPr>
+          <w:rFonts w:hint="eastAsia" w:ascii="Times New Roman" w:hAnsi="Times New Roman" w:eastAsia="FangSong" w:cs="Times New Roman"/>
+        </w:rPr>
+        <w:t xml:space="preserve">主族元素</w:t>
+      </w:r>
+      <w:r>
+        <w:rPr>
+          <w:rFonts w:ascii="Times New Roman" w:hAnsi="Times New Roman" w:eastAsia="Times New Roman" w:cs="Times New Roman"/>
+        </w:rPr>
+        <w:t xml:space="preserve"> X </w:t>
+      </w:r>
+      <w:r>
+        <w:rPr>
+          <w:rFonts w:hint="eastAsia" w:ascii="Times New Roman" w:hAnsi="Times New Roman" w:eastAsia="FangSong" w:cs="Times New Roman"/>
+        </w:rPr>
+        <w:t>是人类最早使用的元素之一</w:t>
+      </w:r>
+      <w:r>
+        <w:rPr>
+          <w:rFonts w:hint="eastAsia" w:ascii="Times New Roman" w:hAnsi="Times New Roman" w:eastAsia="Times New Roman" w:cs="Times New Roman"/>
+        </w:rPr>
+        <w:t>，</w:t>
+      </w:r>
+      <w:r>
+        <w:rPr>
+          <w:rFonts w:hint="eastAsia" w:ascii="Times New Roman" w:hAnsi="Times New Roman" w:eastAsia="FangSong" w:cs="Times New Roman"/>
+        </w:rPr>
+        <w:t>它与铜形成的合金有悠久的历史</w:t>
+      </w:r>
+      <w:r>
+        <w:rPr>
+          <w:rFonts w:hint="eastAsia" w:ascii="Times New Roman" w:hAnsi="Times New Roman" w:eastAsia="Times New Roman" w:cs="Times New Roman"/>
+        </w:rPr>
+        <w:t>，</w:t>
+      </w:r>
+      <w:r>
+        <w:rPr>
+          <w:rFonts w:hint="eastAsia" w:ascii="Times New Roman" w:hAnsi="Times New Roman" w:eastAsia="FangSong" w:cs="Times New Roman"/>
+        </w:rPr>
+        <w:t>具有特殊的重要性和历史意义</w:t>
+      </w:r>
+      <w:r>
+        <w:rPr>
+          <w:rFonts w:hint="eastAsia" w:ascii="Times New Roman" w:hAnsi="Times New Roman" w:eastAsia="Times New Roman" w:cs="Times New Roman"/>
+        </w:rPr>
+        <w:t>，</w:t>
+      </w:r>
+      <w:r>
+        <w:rPr>
+          <w:rFonts w:hint="eastAsia" w:ascii="Times New Roman" w:hAnsi="Times New Roman" w:eastAsia="FangSong" w:cs="Times New Roman"/>
+        </w:rPr>
+        <w:t>在我国的夏商周时期是该合金使用的鼎盛时期</w:t>
+      </w:r>
+      <w:r>
+        <w:rPr>
+          <w:rFonts w:hint="eastAsia" w:ascii="Times New Roman" w:hAnsi="Times New Roman" w:eastAsia="Times New Roman" w:cs="Times New Roman"/>
+        </w:rPr>
+        <w:t>。X</w:t>
+      </w:r>
+      <w:r>
+        <w:rPr>
+          <w:rFonts w:ascii="Times New Roman" w:hAnsi="Times New Roman" w:eastAsia="Times New Roman" w:cs="Times New Roman"/>
+        </w:rPr>
+        <w:t xml:space="preserve"> </w:t>
+      </w:r>
+      <w:r>
+        <w:rPr>
+          <w:rFonts w:hint="eastAsia" w:ascii="Times New Roman" w:hAnsi="Times New Roman" w:eastAsia="FangSong" w:cs="Times New Roman"/>
+        </w:rPr>
+        <w:t xml:space="preserve">能形成</w:t>
+      </w:r>
+      <w:r>
+        <w:rPr>
+          <w:rFonts w:ascii="Times New Roman" w:hAnsi="Times New Roman" w:eastAsia="Times New Roman" w:cs="Times New Roman"/>
+        </w:rPr>
+        <w:t xml:space="preserve"> </w:t>
+      </w:r>
+      <m:oMath>
+        <m:r>
+          <m:rPr>
+            <m:sty m:val="p"/>
+          </m:rPr>
+          <m:t>X</m:t>
+        </m:r>
+        <m:r>
+          <m:rPr>
+            <m:sty m:val="p"/>
+          </m:rPr>
+          <m:t>C</m:t>
+        </m:r>
+        <m:sSub>
+          <m:e>
+            <m:r>
+              <m:rPr>
+                <m:sty m:val="p"/>
+              </m:rPr>
+              <m:t>l</m:t>
+            </m:r>
+          </m:e>
+          <m:sub>
+            <m:r>
+              <m:rPr>
+                <m:sty m:val="p"/>
+              </m:rPr>
+              <m:t>2</m:t>
+            </m:r>
+          </m:sub>
+        </m:sSub>
+      </m:oMath>
+      <w:r>
+        <w:rPr>
+          <w:rFonts w:ascii="Times New Roman" w:hAnsi="Times New Roman" w:eastAsia="Times New Roman" w:cs="Times New Roman"/>
+        </w:rPr>
+        <w:t xml:space="preserve">、</w:t>
+      </w:r>
+      <m:oMath>
+        <m:r>
+          <m:rPr>
+            <m:sty m:val="p"/>
+          </m:rPr>
+          <m:t>X</m:t>
+        </m:r>
+        <m:r>
+          <m:rPr>
+            <m:sty m:val="p"/>
+          </m:rPr>
+          <m:t>C</m:t>
+        </m:r>
+        <m:sSub>
+          <m:e>
+            <m:r>
+              <m:rPr>
+                <m:sty m:val="p"/>
+              </m:rPr>
+              <m:t>l</m:t>
+            </m:r>
+          </m:e>
+          <m:sub>
+            <m:r>
+              <m:rPr>
+                <m:sty m:val="p"/>
+              </m:rPr>
+              <m:t>4</m:t>
+            </m:r>
+          </m:sub>
+        </m:sSub>
+      </m:oMath>
+      <w:r>
+        <w:rPr>
+          <w:rFonts w:ascii="Times New Roman" w:hAnsi="Times New Roman" w:eastAsia="Times New Roman" w:cs="Times New Roman"/>
+        </w:rPr>
+        <w:t xml:space="preserve"> </w:t>
+      </w:r>
+      <w:r>
+        <w:rPr>
+          <w:rFonts w:hint="eastAsia" w:ascii="Times New Roman" w:hAnsi="Times New Roman" w:eastAsia="FangSong" w:cs="Times New Roman"/>
+        </w:rPr>
+        <w:t>两种氯化物</w:t>
+      </w:r>
+      <w:r>
+        <w:rPr>
+          <w:rFonts w:hint="eastAsia" w:ascii="Times New Roman" w:hAnsi="Times New Roman" w:eastAsia="Times New Roman" w:cs="Times New Roman"/>
+        </w:rPr>
+        <w:t>，</w:t>
+      </w:r>
+      <m:oMath>
+        <m:r>
+          <m:rPr>
+            <m:sty m:val="p"/>
+          </m:rPr>
+          <m:t>X</m:t>
+        </m:r>
+        <m:r>
+          <m:rPr>
+            <m:sty m:val="p"/>
+          </m:rPr>
+          <m:t>C</m:t>
+        </m:r>
+        <m:sSub>
+          <m:e>
+            <m:r>
+              <m:rPr>
+                <m:sty m:val="p"/>
+              </m:rPr>
+              <m:t>l</m:t>
+            </m:r>
+          </m:e>
+          <m:sub>
+            <m:r>
+              <m:rPr>
+                <m:sty m:val="p"/>
+              </m:rPr>
+              <m:t>2</m:t>
+            </m:r>
+          </m:sub>
+        </m:sSub>
+      </m:oMath>
+      <w:r>
+        <w:rPr>
+          <w:rFonts w:ascii="Times New Roman" w:hAnsi="Times New Roman" w:eastAsia="Times New Roman" w:cs="Times New Roman"/>
+        </w:rPr>
+        <w:t xml:space="preserve"> </w:t>
+      </w:r>
+      <w:r>
+        <w:rPr>
+          <w:rFonts w:hint="eastAsia" w:ascii="Times New Roman" w:hAnsi="Times New Roman" w:eastAsia="FangSong" w:cs="Times New Roman"/>
+        </w:rPr>
+        <w:t>常温下为白色晶体</w:t>
+      </w:r>
+      <w:r>
+        <w:rPr>
+          <w:rFonts w:hint="eastAsia" w:ascii="Times New Roman" w:hAnsi="Times New Roman" w:eastAsia="Times New Roman" w:cs="Times New Roman"/>
+        </w:rPr>
+        <w:t>，</w:t>
+      </w:r>
+      <w:r>
+        <w:rPr>
+          <w:rFonts w:hint="eastAsia" w:ascii="Times New Roman" w:hAnsi="Times New Roman" w:eastAsia="FangSong" w:cs="Times New Roman"/>
+        </w:rPr>
+        <w:t>具有一维链状的聚合结构</w:t>
+      </w:r>
+      <w:r>
+        <w:rPr>
+          <w:rFonts w:hint="eastAsia" w:ascii="Times New Roman" w:hAnsi="Times New Roman" w:eastAsia="Times New Roman" w:cs="Times New Roman"/>
+        </w:rPr>
+        <w:t>，</w:t>
+      </w:r>
+      <w:r>
+        <w:rPr>
+          <w:rFonts w:hint="eastAsia" w:ascii="Times New Roman" w:hAnsi="Times New Roman" w:eastAsia="FangSong" w:cs="Times New Roman"/>
+        </w:rPr>
+        <w:t>气态时以单分子形式存在</w:t>
+      </w:r>
+      <w:r>
+        <w:rPr>
+          <w:rFonts w:hint="eastAsia" w:ascii="Times New Roman" w:hAnsi="Times New Roman" w:eastAsia="Times New Roman" w:cs="Times New Roman"/>
+        </w:rPr>
+        <w:t>；</w:t>
+      </w:r>
+      <w:r>
+        <w:rPr>
+          <w:rFonts w:hint="eastAsia" w:ascii="Times New Roman" w:hAnsi="Times New Roman" w:eastAsia="FangSong" w:cs="Times New Roman"/>
+        </w:rPr>
+        <w:t>而</w:t>
+      </w:r>
+      <w:r>
+        <w:rPr>
+          <w:rFonts w:ascii="Times New Roman" w:hAnsi="Times New Roman" w:eastAsia="Times New Roman" w:cs="Times New Roman"/>
+        </w:rPr>
+        <w:t xml:space="preserve"> </w:t>
+      </w:r>
+      <m:oMath>
+        <m:r>
+          <m:rPr>
+            <m:sty m:val="p"/>
+          </m:rPr>
+          <m:t>X</m:t>
+        </m:r>
+        <m:r>
+          <m:rPr>
+            <m:sty m:val="p"/>
+          </m:rPr>
+          <m:t>C</m:t>
+        </m:r>
+        <m:sSub>
+          <m:e>
+            <m:r>
+              <m:rPr>
+                <m:sty m:val="p"/>
+              </m:rPr>
+              <m:t>l</m:t>
+            </m:r>
+          </m:e>
+          <m:sub>
+            <m:r>
+              <m:rPr>
+                <m:sty m:val="p"/>
+              </m:rPr>
+              <m:t>4</m:t>
+            </m:r>
+          </m:sub>
+        </m:sSub>
+      </m:oMath>
+      <w:r>
+        <w:rPr>
+          <w:rFonts w:ascii="Times New Roman" w:hAnsi="Times New Roman" w:eastAsia="Times New Roman" w:cs="Times New Roman"/>
+        </w:rPr>
+        <w:t xml:space="preserve"> </w:t>
+      </w:r>
+      <w:r>
+        <w:rPr>
+          <w:rFonts w:hint="eastAsia" w:ascii="Times New Roman" w:hAnsi="Times New Roman" w:eastAsia="FangSong" w:cs="Times New Roman"/>
+        </w:rPr>
+        <w:t>常温下为无色的液体</w:t>
+      </w:r>
+      <w:r>
+        <w:rPr>
+          <w:rFonts w:hint="eastAsia" w:ascii="Times New Roman" w:hAnsi="Times New Roman" w:eastAsia="Times New Roman" w:cs="Times New Roman"/>
+        </w:rPr>
+        <w:t>。</w:t>
+      </w:r>
+    </w:p>
+    <w:p>
+      <w:pPr>
+        <w:pStyle w:val="BodyText"/>
+      </w:pPr>
+      <w:r>
+        <w:rPr>
+          <w:rFonts w:ascii="Times New Roman" w:hAnsi="Times New Roman" w:eastAsia="Times New Roman" w:cs="Times New Roman"/>
+        </w:rPr>
+        <w:t xml:space="preserve">6-1 </w:t>
+      </w:r>
+      <w:r>
+        <w:rPr>
+          <w:rFonts w:hint="eastAsia" w:ascii="Times New Roman" w:hAnsi="Times New Roman" w:eastAsia="FangSong" w:cs="Times New Roman"/>
+        </w:rPr>
+        <w:t xml:space="preserve">给出</w:t>
+      </w:r>
+      <w:r>
+        <w:rPr>
+          <w:rFonts w:ascii="Times New Roman" w:hAnsi="Times New Roman" w:eastAsia="Times New Roman" w:cs="Times New Roman"/>
+        </w:rPr>
+        <w:t xml:space="preserve"> X </w:t>
+      </w:r>
+      <w:r>
+        <w:rPr>
+          <w:rFonts w:hint="eastAsia" w:ascii="Times New Roman" w:hAnsi="Times New Roman" w:eastAsia="FangSong" w:cs="Times New Roman"/>
+        </w:rPr>
+        <w:t>的元素符号</w:t>
+      </w:r>
+      <w:r>
+        <w:rPr>
+          <w:rFonts w:hint="eastAsia" w:ascii="Times New Roman" w:hAnsi="Times New Roman" w:eastAsia="Times New Roman" w:cs="Times New Roman"/>
+        </w:rPr>
+        <w:t>。</w:t>
+      </w:r>
+    </w:p>
+    <w:p>
+      <w:pPr>
+        <w:pStyle w:val="BodyText"/>
+      </w:pPr>
+      <w:r>
+        <w:rPr>
+          <w:rFonts w:ascii="Times New Roman" w:hAnsi="Times New Roman" w:eastAsia="Times New Roman" w:cs="Times New Roman"/>
+        </w:rPr>
+        <w:t xml:space="preserve">6-2 </w:t>
+      </w:r>
+      <w:r>
+        <w:rPr>
+          <w:rFonts w:hint="eastAsia" w:ascii="Times New Roman" w:hAnsi="Times New Roman" w:eastAsia="FangSong" w:cs="Times New Roman"/>
+        </w:rPr>
+        <w:t xml:space="preserve">画出</w:t>
+      </w:r>
+      <w:r>
+        <w:rPr>
+          <w:rFonts w:ascii="Times New Roman" w:hAnsi="Times New Roman" w:eastAsia="Times New Roman" w:cs="Times New Roman"/>
+        </w:rPr>
+        <w:t xml:space="preserve"> </w:t>
+      </w:r>
+      <m:oMath>
+        <m:r>
+          <m:rPr>
+            <m:sty m:val="p"/>
+          </m:rPr>
+          <m:t>X</m:t>
+        </m:r>
+        <m:r>
+          <m:rPr>
+            <m:sty m:val="p"/>
+          </m:rPr>
+          <m:t>C</m:t>
+        </m:r>
+        <m:sSub>
+          <m:e>
+            <m:r>
+              <m:rPr>
+                <m:sty m:val="p"/>
+              </m:rPr>
+              <m:t>l</m:t>
+            </m:r>
+          </m:e>
+          <m:sub>
+            <m:r>
+              <m:rPr>
+                <m:sty m:val="p"/>
+              </m:rPr>
+              <m:t>2</m:t>
+            </m:r>
+          </m:sub>
+        </m:sSub>
+      </m:oMath>
+      <w:r>
+        <w:rPr>
+          <w:rFonts w:ascii="Times New Roman" w:hAnsi="Times New Roman" w:eastAsia="Times New Roman" w:cs="Times New Roman"/>
+        </w:rPr>
+        <w:t xml:space="preserve"> </w:t>
+      </w:r>
+      <w:r>
+        <w:rPr>
+          <w:rFonts w:hint="eastAsia" w:ascii="Times New Roman" w:hAnsi="Times New Roman" w:eastAsia="FangSong" w:cs="Times New Roman"/>
+        </w:rPr>
+        <w:t>在气态和固态时的立体结构</w:t>
+      </w:r>
+      <w:r>
+        <w:rPr>
+          <w:rFonts w:hint="eastAsia" w:ascii="Times New Roman" w:hAnsi="Times New Roman" w:eastAsia="Times New Roman" w:cs="Times New Roman"/>
+        </w:rPr>
+        <w:t>。</w:t>
+      </w:r>
+    </w:p>
+    <w:p>
+      <w:pPr>
+        <w:pStyle w:val="BodyText"/>
+      </w:pPr>
+      <w:r>
+        <w:rPr>
+          <w:rFonts w:ascii="Times New Roman" w:hAnsi="Times New Roman" w:eastAsia="Times New Roman" w:cs="Times New Roman"/>
+        </w:rPr>
+        <w:t xml:space="preserve">6-3</w:t>
+      </w:r>
+      <w:r>
+        <w:rPr>
+          <w:rFonts w:ascii="Times New Roman" w:hAnsi="Times New Roman" w:eastAsia="Times New Roman" w:cs="Times New Roman"/>
+        </w:rPr>
+        <w:t xml:space="preserve"> </w:t>
+      </w:r>
+      <m:oMath>
+        <m:r>
+          <m:rPr>
+            <m:sty m:val="p"/>
+          </m:rPr>
+          <m:t>X</m:t>
+        </m:r>
+        <m:r>
+          <m:rPr>
+            <m:sty m:val="p"/>
+          </m:rPr>
+          <m:t>C</m:t>
+        </m:r>
+        <m:sSub>
+          <m:e>
+            <m:r>
+              <m:rPr>
+                <m:sty m:val="p"/>
+              </m:rPr>
+              <m:t>l</m:t>
+            </m:r>
+          </m:e>
+          <m:sub>
+            <m:r>
+              <m:rPr>
+                <m:sty m:val="p"/>
+              </m:rPr>
+              <m:t>2</m:t>
+            </m:r>
+          </m:sub>
+        </m:sSub>
+      </m:oMath>
+      <w:r>
+        <w:rPr>
+          <w:rFonts w:ascii="Times New Roman" w:hAnsi="Times New Roman" w:eastAsia="Times New Roman" w:cs="Times New Roman"/>
+        </w:rPr>
+        <w:t xml:space="preserve"> </w:t>
+      </w:r>
+      <w:r>
+        <w:rPr>
+          <w:rFonts w:hint="eastAsia" w:ascii="Times New Roman" w:hAnsi="Times New Roman" w:eastAsia="FangSong" w:cs="Times New Roman"/>
+        </w:rPr>
+        <w:t xml:space="preserve">与</w:t>
+      </w:r>
+      <w:r>
+        <w:rPr>
+          <w:rFonts w:ascii="Times New Roman" w:hAnsi="Times New Roman" w:eastAsia="Times New Roman" w:cs="Times New Roman"/>
+        </w:rPr>
+        <w:t xml:space="preserve"> CsCl </w:t>
+      </w:r>
+      <w:r>
+        <w:rPr>
+          <w:rFonts w:hint="eastAsia" w:ascii="Times New Roman" w:hAnsi="Times New Roman" w:eastAsia="FangSong" w:cs="Times New Roman"/>
+        </w:rPr>
+        <w:t>在水溶液中反应得到一负一价的阴离子</w:t>
+      </w:r>
+      <w:r>
+        <w:rPr>
+          <w:rFonts w:hint="eastAsia" w:ascii="Times New Roman" w:hAnsi="Times New Roman" w:eastAsia="Times New Roman" w:cs="Times New Roman"/>
+        </w:rPr>
+        <w:t>，</w:t>
+      </w:r>
+      <w:r>
+        <w:rPr>
+          <w:rFonts w:hint="eastAsia" w:ascii="Times New Roman" w:hAnsi="Times New Roman" w:eastAsia="FangSong" w:cs="Times New Roman"/>
+        </w:rPr>
+        <w:t>画出阴离子的结构</w:t>
+      </w:r>
+      <w:r>
+        <w:rPr>
+          <w:rFonts w:hint="eastAsia" w:ascii="Times New Roman" w:hAnsi="Times New Roman" w:eastAsia="Times New Roman" w:cs="Times New Roman"/>
+        </w:rPr>
+        <w:t>。</w:t>
+      </w:r>
+    </w:p>
+    <w:p>
+      <w:pPr>
+        <w:pStyle w:val="BodyText"/>
+      </w:pPr>
+      <w:r>
+        <w:rPr>
+          <w:rFonts w:ascii="Times New Roman" w:hAnsi="Times New Roman" w:eastAsia="Times New Roman" w:cs="Times New Roman"/>
+        </w:rPr>
+        <w:t xml:space="preserve">6-4</w:t>
+      </w:r>
+      <w:r>
+        <w:rPr>
+          <w:rFonts w:ascii="Times New Roman" w:hAnsi="Times New Roman" w:eastAsia="Times New Roman" w:cs="Times New Roman"/>
+        </w:rPr>
+        <w:t xml:space="preserve"> </w:t>
+      </w:r>
+      <m:oMath>
+        <m:r>
+          <m:rPr>
+            <m:sty m:val="p"/>
+          </m:rPr>
+          <m:t>X</m:t>
+        </m:r>
+        <m:r>
+          <m:rPr>
+            <m:sty m:val="p"/>
+          </m:rPr>
+          <m:t>C</m:t>
+        </m:r>
+        <m:sSub>
+          <m:e>
+            <m:r>
+              <m:rPr>
+                <m:sty m:val="p"/>
+              </m:rPr>
+              <m:t>l</m:t>
+            </m:r>
+          </m:e>
+          <m:sub>
+            <m:r>
+              <m:rPr>
+                <m:sty m:val="p"/>
+              </m:rPr>
+              <m:t>4</m:t>
+            </m:r>
+          </m:sub>
+        </m:sSub>
+      </m:oMath>
+      <w:r>
+        <w:rPr>
+          <w:rFonts w:ascii="Times New Roman" w:hAnsi="Times New Roman" w:eastAsia="Times New Roman" w:cs="Times New Roman"/>
+        </w:rPr>
+        <w:t xml:space="preserve"> </w:t>
+      </w:r>
+      <w:r>
+        <w:rPr>
+          <w:rFonts w:hint="eastAsia" w:ascii="Times New Roman" w:hAnsi="Times New Roman" w:eastAsia="FangSong" w:cs="Times New Roman"/>
+        </w:rPr>
+        <w:t>在空气中容易发烟</w:t>
+      </w:r>
+      <w:r>
+        <w:rPr>
+          <w:rFonts w:hint="eastAsia" w:ascii="Times New Roman" w:hAnsi="Times New Roman" w:eastAsia="Times New Roman" w:cs="Times New Roman"/>
+        </w:rPr>
+        <w:t>，</w:t>
+      </w:r>
+      <w:r>
+        <w:rPr>
+          <w:rFonts w:hint="eastAsia" w:ascii="Times New Roman" w:hAnsi="Times New Roman" w:eastAsia="FangSong" w:cs="Times New Roman"/>
+        </w:rPr>
+        <w:t>写出反应方程式</w:t>
+      </w:r>
+      <w:r>
+        <w:rPr>
+          <w:rFonts w:hint="eastAsia" w:ascii="Times New Roman" w:hAnsi="Times New Roman" w:eastAsia="Times New Roman" w:cs="Times New Roman"/>
+        </w:rPr>
+        <w:t>。</w:t>
+      </w:r>
+    </w:p>
+    <w:p>
+      <w:pPr>
+        <w:pStyle w:val="BodyText"/>
+      </w:pPr>
+      <w:r>
+        <w:rPr>
+          <w:rFonts w:ascii="Times New Roman" w:hAnsi="Times New Roman" w:eastAsia="Times New Roman" w:cs="Times New Roman"/>
+        </w:rPr>
+        <w:t xml:space="preserve">6-5 </w:t>
+      </w:r>
+      <w:r>
+        <w:rPr>
+          <w:rFonts w:hint="eastAsia" w:ascii="Times New Roman" w:hAnsi="Times New Roman" w:eastAsia="FangSong" w:cs="Times New Roman"/>
+        </w:rPr>
+        <w:t xml:space="preserve">解释</w:t>
+      </w:r>
+      <w:r>
+        <w:rPr>
+          <w:rFonts w:ascii="Times New Roman" w:hAnsi="Times New Roman" w:eastAsia="Times New Roman" w:cs="Times New Roman"/>
+        </w:rPr>
+        <w:t xml:space="preserve"> </w:t>
+      </w:r>
+      <m:oMath>
+        <m:r>
+          <m:rPr>
+            <m:sty m:val="p"/>
+          </m:rPr>
+          <m:t>X</m:t>
+        </m:r>
+        <m:r>
+          <m:rPr>
+            <m:sty m:val="p"/>
+          </m:rPr>
+          <m:t>C</m:t>
+        </m:r>
+        <m:sSub>
+          <m:e>
+            <m:r>
+              <m:rPr>
+                <m:sty m:val="p"/>
+              </m:rPr>
+              <m:t>l</m:t>
+            </m:r>
+          </m:e>
+          <m:sub>
+            <m:r>
+              <m:rPr>
+                <m:sty m:val="p"/>
+              </m:rPr>
+              <m:t>2</m:t>
+            </m:r>
+          </m:sub>
+        </m:sSub>
+      </m:oMath>
+      <w:r>
+        <w:rPr>
+          <w:rFonts w:ascii="Times New Roman" w:hAnsi="Times New Roman" w:eastAsia="Times New Roman" w:cs="Times New Roman"/>
+        </w:rPr>
+        <w:t xml:space="preserve"> </w:t>
+      </w:r>
+      <w:r>
+        <w:rPr>
+          <w:rFonts w:hint="eastAsia" w:ascii="Times New Roman" w:hAnsi="Times New Roman" w:eastAsia="FangSong" w:cs="Times New Roman"/>
+        </w:rPr>
+        <w:t xml:space="preserve">熔点高于</w:t>
+      </w:r>
+      <w:r>
+        <w:rPr>
+          <w:rFonts w:ascii="Times New Roman" w:hAnsi="Times New Roman" w:eastAsia="Times New Roman" w:cs="Times New Roman"/>
+        </w:rPr>
+        <w:t xml:space="preserve"> </w:t>
+      </w:r>
+      <m:oMath>
+        <m:r>
+          <m:rPr>
+            <m:sty m:val="p"/>
+          </m:rPr>
+          <m:t>X</m:t>
+        </m:r>
+        <m:r>
+          <m:rPr>
+            <m:sty m:val="p"/>
+          </m:rPr>
+          <m:t>C</m:t>
+        </m:r>
+        <m:sSub>
+          <m:e>
+            <m:r>
+              <m:rPr>
+                <m:sty m:val="p"/>
+              </m:rPr>
+              <m:t>l</m:t>
+            </m:r>
+          </m:e>
+          <m:sub>
+            <m:r>
+              <m:rPr>
+                <m:sty m:val="p"/>
+              </m:rPr>
+              <m:t>4</m:t>
+            </m:r>
+          </m:sub>
+        </m:sSub>
+      </m:oMath>
+      <w:r>
+        <w:rPr>
+          <w:rFonts w:ascii="Times New Roman" w:hAnsi="Times New Roman" w:eastAsia="Times New Roman" w:cs="Times New Roman"/>
+        </w:rPr>
+        <w:t xml:space="preserve"> </w:t>
+      </w:r>
+      <w:r>
+        <w:rPr>
+          <w:rFonts w:hint="eastAsia" w:ascii="Times New Roman" w:hAnsi="Times New Roman" w:eastAsia="FangSong" w:cs="Times New Roman"/>
+        </w:rPr>
+        <w:t>的原因</w:t>
+      </w:r>
+      <w:r>
+        <w:rPr>
+          <w:rFonts w:hint="eastAsia" w:ascii="Times New Roman" w:hAnsi="Times New Roman" w:eastAsia="Times New Roman" w:cs="Times New Roman"/>
+        </w:rPr>
+        <w:t>。</w:t>
+      </w:r>
+    </w:p>
+    <w:p>
+      <w:pPr>
+        <w:spacing w:before="160" w:after="80"/>
+      </w:pPr>
+      <w:r>
+        <w:pict>
+          <v:rect style="width:0;height:1.5pt" o:hralign="center" o:hrstd="t" o:hr="t"/>
+        </w:pict>
+      </w:r>
+    </w:p>
+    <w:bookmarkEnd w:id="17"/>
+    <w:bookmarkStart w:id="18" w:name="初赛讲义-推断技术-习题6.24"/>
+    <w:p>
+      <w:pPr>
+        <w:pStyle w:val="Heading2"/>
+        <w:spacing w:before="280" w:after="80"/>
+        <w:keepNext/>
+      </w:pPr>
+      <w:r>
+        <w:rPr>
+          <w:rFonts w:ascii="Times New Roman" w:hAnsi="Times New Roman" w:eastAsia="Times New Roman" w:cs="Times New Roman"/>
+        </w:rPr>
+        <w:t xml:space="preserve">5.10 </w:t>
       </w:r>
       <w:r>
         <w:rPr>
@@ -9718,8 +10469,8 @@
         </w:pict>
       </w:r>
     </w:p>
-    <w:bookmarkEnd w:id="17"/>
-    <w:bookmarkStart w:id="18" w:name="初赛讲义-推断技术-习题6.25"/>
+    <w:bookmarkEnd w:id="18"/>
+    <w:bookmarkStart w:id="19" w:name="初赛讲义-推断技术-习题6.25"/>
     <w:p>
       <w:pPr>
         <w:pStyle w:val="Heading2"/>
@@ -9730,7 +10481,7 @@
         <w:rPr>
           <w:rFonts w:ascii="Times New Roman" w:hAnsi="Times New Roman" w:eastAsia="Times New Roman" w:cs="Times New Roman"/>
         </w:rPr>
-        <w:t xml:space="preserve">5.10 </w:t>
+        <w:t xml:space="preserve">5.11 </w:t>
       </w:r>
       <w:r>
         <w:rPr>
@@ -10934,8 +11685,8 @@
         </w:pict>
       </w:r>
     </w:p>
-    <w:bookmarkEnd w:id="18"/>
-    <w:bookmarkStart w:id="19" w:name="初赛讲义-推断技术-习题6.32"/>
+    <w:bookmarkEnd w:id="19"/>
+    <w:bookmarkStart w:id="20" w:name="初赛讲义-推断技术-习题6.32"/>
     <w:p>
       <w:pPr>
         <w:pStyle w:val="Heading2"/>
@@ -10946,7 +11697,7 @@
         <w:rPr>
           <w:rFonts w:ascii="Times New Roman" w:hAnsi="Times New Roman" w:eastAsia="Times New Roman" w:cs="Times New Roman"/>
         </w:rPr>
-        <w:t xml:space="preserve">5.11 </w:t>
+        <w:t xml:space="preserve">5.12 </w:t>
       </w:r>
       <w:r>
         <w:rPr>
@@ -11396,8 +12147,8 @@
         </w:pict>
       </w:r>
     </w:p>
-    <w:bookmarkEnd w:id="19"/>
-    <w:bookmarkStart w:id="20" w:name="初赛讲义-推断技术-习题6.35"/>
+    <w:bookmarkEnd w:id="20"/>
+    <w:bookmarkStart w:id="21" w:name="初赛讲义-推断技术-习题6.35"/>
     <w:p>
       <w:pPr>
         <w:pStyle w:val="Heading2"/>
@@ -11408,7 +12159,7 @@
         <w:rPr>
           <w:rFonts w:ascii="Times New Roman" w:hAnsi="Times New Roman" w:eastAsia="Times New Roman" w:cs="Times New Roman"/>
         </w:rPr>
-        <w:t xml:space="preserve">5.12 </w:t>
+        <w:t xml:space="preserve">5.13 </w:t>
       </w:r>
       <w:r>
         <w:rPr>
@@ -11727,8 +12478,8 @@
         </w:pict>
       </w:r>
     </w:p>
-    <w:bookmarkEnd w:id="20"/>
-    <w:bookmarkStart w:id="21" w:name="初赛讲义-推断技术-习题6.36"/>
+    <w:bookmarkEnd w:id="21"/>
+    <w:bookmarkStart w:id="22" w:name="初赛讲义-推断技术-习题6.36"/>
     <w:p>
       <w:pPr>
         <w:pStyle w:val="Heading2"/>
@@ -11739,7 +12490,7 @@
         <w:rPr>
           <w:rFonts w:ascii="Times New Roman" w:hAnsi="Times New Roman" w:eastAsia="Times New Roman" w:cs="Times New Roman"/>
         </w:rPr>
-        <w:t xml:space="preserve">5.13 </w:t>
+        <w:t xml:space="preserve">5.14 </w:t>
       </w:r>
       <w:r>
         <w:rPr>
@@ -12345,8 +13096,8 @@
         </w:pict>
       </w:r>
     </w:p>
-    <w:bookmarkEnd w:id="21"/>
-    <w:bookmarkStart w:id="22" w:name="初赛讲义-推断技术-习题6.37"/>
+    <w:bookmarkEnd w:id="22"/>
+    <w:bookmarkStart w:id="23" w:name="初赛讲义-推断技术-习题6.37"/>
     <w:p>
       <w:pPr>
         <w:pStyle w:val="Heading2"/>
@@ -12357,7 +13108,7 @@
         <w:rPr>
           <w:rFonts w:ascii="Times New Roman" w:hAnsi="Times New Roman" w:eastAsia="Times New Roman" w:cs="Times New Roman"/>
         </w:rPr>
-        <w:t xml:space="preserve">5.14 </w:t>
+        <w:t xml:space="preserve">5.15 </w:t>
       </w:r>
       <w:r>
         <w:rPr>
@@ -13101,8 +13852,8 @@
         </w:pict>
       </w:r>
     </w:p>
-    <w:bookmarkEnd w:id="22"/>
-    <w:bookmarkStart w:id="23" w:name="初赛讲义-推断技术-习题6.39"/>
+    <w:bookmarkEnd w:id="23"/>
+    <w:bookmarkStart w:id="24" w:name="初赛讲义-推断技术-习题6.39"/>
     <w:p>
       <w:pPr>
         <w:pStyle w:val="Heading2"/>
@@ -13113,7 +13864,7 @@
         <w:rPr>
           <w:rFonts w:ascii="Times New Roman" w:hAnsi="Times New Roman" w:eastAsia="Times New Roman" w:cs="Times New Roman"/>
         </w:rPr>
-        <w:t xml:space="preserve">5.15 </w:t>
+        <w:t xml:space="preserve">5.16 </w:t>
       </w:r>
       <w:r>
         <w:rPr>
@@ -14059,8 +14810,8 @@
         </w:pict>
       </w:r>
     </w:p>
-    <w:bookmarkEnd w:id="23"/>
-    <w:bookmarkStart w:id="24" w:name="初赛讲义-推断技术-习题6.55"/>
+    <w:bookmarkEnd w:id="24"/>
+    <w:bookmarkStart w:id="25" w:name="初赛讲义-推断技术-习题6.55"/>
     <w:p>
       <w:pPr>
         <w:pStyle w:val="Heading2"/>
@@ -14071,7 +14822,7 @@
         <w:rPr>
           <w:rFonts w:ascii="Times New Roman" w:hAnsi="Times New Roman" w:eastAsia="Times New Roman" w:cs="Times New Roman"/>
         </w:rPr>
-        <w:t xml:space="preserve">5.16 </w:t>
+        <w:t xml:space="preserve">5.17 </w:t>
       </w:r>
       <w:r>
         <w:rPr>
@@ -14956,8 +15707,8 @@
         </w:pict>
       </w:r>
     </w:p>
-    <w:bookmarkEnd w:id="24"/>
-    <w:bookmarkStart w:id="25" w:name="初赛讲义-推断技术-习题6.9"/>
+    <w:bookmarkEnd w:id="25"/>
+    <w:bookmarkStart w:id="26" w:name="初赛讲义-推断技术-习题6.9"/>
     <w:p>
       <w:pPr>
         <w:pStyle w:val="Heading2"/>
@@ -14968,7 +15719,7 @@
         <w:rPr>
           <w:rFonts w:ascii="Times New Roman" w:hAnsi="Times New Roman" w:eastAsia="Times New Roman" w:cs="Times New Roman"/>
         </w:rPr>
-        <w:t xml:space="preserve">5.17 </w:t>
+        <w:t xml:space="preserve">5.18 </w:t>
       </w:r>
       <w:r>
         <w:rPr>
@@ -15553,8 +16304,8 @@
         </w:pict>
       </w:r>
     </w:p>
-    <w:bookmarkEnd w:id="25"/>
-    <w:bookmarkStart w:id="26" w:name="铋的推断与a的化学式第31届初赛"/>
+    <w:bookmarkEnd w:id="26"/>
+    <w:bookmarkStart w:id="27" w:name="铋的推断与a的化学式第31届初赛"/>
     <w:p>
       <w:pPr>
         <w:pStyle w:val="Heading2"/>
@@ -15565,7 +16316,7 @@
         <w:rPr>
           <w:rFonts w:ascii="Times New Roman" w:hAnsi="Times New Roman" w:eastAsia="Times New Roman" w:cs="Times New Roman"/>
         </w:rPr>
-        <w:t xml:space="preserve">5.18 </w:t>
+        <w:t xml:space="preserve">5.19 </w:t>
       </w:r>
       <w:r>
         <w:rPr>
@@ -16392,8 +17143,8 @@
         </w:pict>
       </w:r>
     </w:p>
-    <w:bookmarkEnd w:id="26"/>
-    <w:bookmarkStart w:id="27" w:name="碱式碳酸盐化学式推断第34届初赛"/>
+    <w:bookmarkEnd w:id="27"/>
+    <w:bookmarkStart w:id="28" w:name="碱式碳酸盐化学式推断第34届初赛"/>
     <w:p>
       <w:pPr>
         <w:pStyle w:val="Heading2"/>
@@ -16404,7 +17155,7 @@
         <w:rPr>
           <w:rFonts w:ascii="Times New Roman" w:hAnsi="Times New Roman" w:eastAsia="Times New Roman" w:cs="Times New Roman"/>
         </w:rPr>
-        <w:t xml:space="preserve">5.19 </w:t>
+        <w:t xml:space="preserve">5.20 </w:t>
       </w:r>
       <w:r>
         <w:rPr>
@@ -16911,8 +17662,8 @@
         </w:pict>
       </w:r>
     </w:p>
-    <w:bookmarkEnd w:id="27"/>
-    <w:bookmarkStart w:id="33" w:name="元素a的推断第34届初赛"/>
+    <w:bookmarkEnd w:id="28"/>
+    <w:bookmarkStart w:id="34" w:name="元素a的推断第34届初赛"/>
     <w:p>
       <w:pPr>
         <w:pStyle w:val="Heading2"/>
@@ -16923,7 +17674,7 @@
         <w:rPr>
           <w:rFonts w:ascii="Times New Roman" w:hAnsi="Times New Roman" w:eastAsia="Times New Roman" w:cs="Times New Roman"/>
         </w:rPr>
-        <w:t xml:space="preserve">5.20 </w:t>
+        <w:t xml:space="preserve">5.21 </w:t>
       </w:r>
       <w:r>
         <w:rPr>
@@ -17487,18 +18238,18 @@
           <wp:inline>
             <wp:extent cx="3600000" cy="2485714"/>
             <wp:effectExtent b="0" l="0" r="0" t="0"/>
-            <wp:docPr descr="" title="" id="29" name="Picture"/>
+            <wp:docPr descr="" title="" id="30" name="Picture"/>
             <a:graphic>
               <a:graphicData uri="http://schemas.openxmlformats.org/drawingml/2006/picture">
                 <pic:pic>
                   <pic:nvPicPr>
-                    <pic:cNvPr descr="d119a61ae3f960db902575637cc862886967e9424c9a02b704309e77ae16b57b.jpg" id="30" name="Picture"/>
+                    <pic:cNvPr descr="d119a61ae3f960db902575637cc862886967e9424c9a02b704309e77ae16b57b.jpg" id="31" name="Picture"/>
                     <pic:cNvPicPr>
                       <a:picLocks noChangeArrowheads="1" noChangeAspect="1"/>
                     </pic:cNvPicPr>
                   </pic:nvPicPr>
                   <pic:blipFill>
-                    <a:blip r:embed="rId28"/>
+                    <a:blip r:embed="rId29"/>
                     <a:stretch>
                       <a:fillRect/>
                     </a:stretch>
@@ -17633,18 +18384,18 @@
           <wp:inline>
             <wp:extent cx="3600000" cy="2485714"/>
             <wp:effectExtent b="0" l="0" r="0" t="0"/>
-            <wp:docPr descr="" title="" id="31" name="Picture"/>
+            <wp:docPr descr="" title="" id="32" name="Picture"/>
             <a:graphic>
               <a:graphicData uri="http://schemas.openxmlformats.org/drawingml/2006/picture">
                 <pic:pic>
                   <pic:nvPicPr>
-                    <pic:cNvPr descr="d119a61ae3f960db902575637cc862886967e9424c9a02b704309e77ae16b57b.jpg" id="32" name="Picture"/>
+                    <pic:cNvPr descr="d119a61ae3f960db902575637cc862886967e9424c9a02b704309e77ae16b57b.jpg" id="33" name="Picture"/>
                     <pic:cNvPicPr>
                       <a:picLocks noChangeArrowheads="1" noChangeAspect="1"/>
                     </pic:cNvPicPr>
                   </pic:nvPicPr>
                   <pic:blipFill>
-                    <a:blip r:embed="rId28"/>
+                    <a:blip r:embed="rId29"/>
                     <a:stretch>
                       <a:fillRect/>
                     </a:stretch>
@@ -17808,8 +18559,8 @@
         </w:pict>
       </w:r>
     </w:p>
-    <w:bookmarkEnd w:id="33"/>
-    <w:bookmarkStart w:id="37" w:name="硫代硼酸二聚三聚结构第35届初赛"/>
+    <w:bookmarkEnd w:id="34"/>
+    <w:bookmarkStart w:id="38" w:name="硫代硼酸二聚三聚结构第35届初赛"/>
     <w:p>
       <w:pPr>
         <w:pStyle w:val="Heading2"/>
@@ -17820,7 +18571,7 @@
         <w:rPr>
           <w:rFonts w:ascii="Times New Roman" w:hAnsi="Times New Roman" w:eastAsia="Times New Roman" w:cs="Times New Roman"/>
         </w:rPr>
-        <w:t xml:space="preserve">5.21 </w:t>
+        <w:t xml:space="preserve">5.22 </w:t>
       </w:r>
       <w:r>
         <w:rPr>
@@ -19413,18 +20164,18 @@
           <wp:inline>
             <wp:extent cx="2501900" cy="2959100"/>
             <wp:effectExtent b="0" l="0" r="0" t="0"/>
-            <wp:docPr descr="" title="" id="35" name="Picture"/>
+            <wp:docPr descr="" title="" id="36" name="Picture"/>
             <a:graphic>
               <a:graphicData uri="http://schemas.openxmlformats.org/drawingml/2006/picture">
                 <pic:pic>
                   <pic:nvPicPr>
-                    <pic:cNvPr descr="3c00df0593fe6d338d33c8c07ec16b5752ef6def432aa947f88ac03918532b1a.jpg" id="36" name="Picture"/>
+                    <pic:cNvPr descr="3c00df0593fe6d338d33c8c07ec16b5752ef6def432aa947f88ac03918532b1a.jpg" id="37" name="Picture"/>
                     <pic:cNvPicPr>
                       <a:picLocks noChangeArrowheads="1" noChangeAspect="1"/>
                     </pic:cNvPicPr>
                   </pic:nvPicPr>
                   <pic:blipFill>
-                    <a:blip r:embed="rId34"/>
+                    <a:blip r:embed="rId35"/>
                     <a:stretch>
                       <a:fillRect/>
                     </a:stretch>
@@ -19473,8 +20224,8 @@
         </w:pict>
       </w:r>
     </w:p>
-    <w:bookmarkEnd w:id="37"/>
-    <w:bookmarkStart w:id="47" w:name="no与h2s反应方程式第37届初赛"/>
+    <w:bookmarkEnd w:id="38"/>
+    <w:bookmarkStart w:id="48" w:name="no与h2s反应方程式第37届初赛"/>
     <w:p>
       <w:pPr>
         <w:pStyle w:val="Heading2"/>
@@ -19485,7 +20236,7 @@
         <w:rPr>
           <w:rFonts w:ascii="Times New Roman" w:hAnsi="Times New Roman" w:eastAsia="Times New Roman" w:cs="Times New Roman"/>
         </w:rPr>
-        <w:t xml:space="preserve">5.22 </w:t>
+        <w:t xml:space="preserve">5.23 </w:t>
       </w:r>
       <w:r>
         <w:rPr>
@@ -21362,18 +22113,18 @@
           <wp:inline>
             <wp:extent cx="3600000" cy="2311975"/>
             <wp:effectExtent b="0" l="0" r="0" t="0"/>
-            <wp:docPr descr="" title="" id="39" name="Picture"/>
+            <wp:docPr descr="" title="" id="40" name="Picture"/>
             <a:graphic>
               <a:graphicData uri="http://schemas.openxmlformats.org/drawingml/2006/picture">
                 <pic:pic>
                   <pic:nvPicPr>
-                    <pic:cNvPr descr="c6593949db757c33c797a575c01f14f229323b04d031cbfc811ea9efa666c1db.jpg" id="40" name="Picture"/>
+                    <pic:cNvPr descr="c6593949db757c33c797a575c01f14f229323b04d031cbfc811ea9efa666c1db.jpg" id="41" name="Picture"/>
                     <pic:cNvPicPr>
                       <a:picLocks noChangeArrowheads="1" noChangeAspect="1"/>
                     </pic:cNvPicPr>
                   </pic:nvPicPr>
                   <pic:blipFill>
-                    <a:blip r:embed="rId38"/>
+                    <a:blip r:embed="rId39"/>
                     <a:stretch>
                       <a:fillRect/>
                     </a:stretch>
@@ -21455,18 +22206,18 @@
           <wp:inline>
             <wp:extent cx="1800000" cy="1748076"/>
             <wp:effectExtent b="0" l="0" r="0" t="0"/>
-            <wp:docPr descr="" title="" id="42" name="Picture"/>
+            <wp:docPr descr="" title="" id="43" name="Picture"/>
             <a:graphic>
               <a:graphicData uri="http://schemas.openxmlformats.org/drawingml/2006/picture">
                 <pic:pic>
                   <pic:nvPicPr>
-                    <pic:cNvPr descr="0dd70a8e12fb4b38175f0fc8970341f9ce9354f6e00f32742cc87384e62e84e7.jpg" id="43" name="Picture"/>
+                    <pic:cNvPr descr="0dd70a8e12fb4b38175f0fc8970341f9ce9354f6e00f32742cc87384e62e84e7.jpg" id="44" name="Picture"/>
                     <pic:cNvPicPr>
                       <a:picLocks noChangeArrowheads="1" noChangeAspect="1"/>
                     </pic:cNvPicPr>
                   </pic:nvPicPr>
                   <pic:blipFill>
-                    <a:blip r:embed="rId41"/>
+                    <a:blip r:embed="rId42"/>
                     <a:stretch>
                       <a:fillRect/>
                     </a:stretch>
@@ -21596,18 +22347,18 @@
           <wp:inline>
             <wp:extent cx="3600000" cy="1966773"/>
             <wp:effectExtent b="0" l="0" r="0" t="0"/>
-            <wp:docPr descr="" title="" id="45" name="Picture"/>
+            <wp:docPr descr="" title="" id="46" name="Picture"/>
             <a:graphic>
               <a:graphicData uri="http://schemas.openxmlformats.org/drawingml/2006/picture">
                 <pic:pic>
                   <pic:nvPicPr>
-                    <pic:cNvPr descr="b7c80e885680e931e8b91975cd9acae935304f3c6dd3515b9738e26d7bfa4fce.jpg" id="46" name="Picture"/>
+                    <pic:cNvPr descr="b7c80e885680e931e8b91975cd9acae935304f3c6dd3515b9738e26d7bfa4fce.jpg" id="47" name="Picture"/>
                     <pic:cNvPicPr>
                       <a:picLocks noChangeArrowheads="1" noChangeAspect="1"/>
                     </pic:cNvPicPr>
                   </pic:nvPicPr>
                   <pic:blipFill>
-                    <a:blip r:embed="rId44"/>
+                    <a:blip r:embed="rId45"/>
                     <a:stretch>
                       <a:fillRect/>
                     </a:stretch>
@@ -21644,8 +22395,8 @@
         </w:pict>
       </w:r>
     </w:p>
-    <w:bookmarkEnd w:id="47"/>
-    <w:bookmarkStart w:id="48" w:name="磷脂双层膜离子通透性第37届初赛"/>
+    <w:bookmarkEnd w:id="48"/>
+    <w:bookmarkStart w:id="49" w:name="磷脂双层膜离子通透性第37届初赛"/>
     <w:p>
       <w:pPr>
         <w:pStyle w:val="Heading2"/>
@@ -21656,7 +22407,7 @@
         <w:rPr>
           <w:rFonts w:ascii="Times New Roman" w:hAnsi="Times New Roman" w:eastAsia="Times New Roman" w:cs="Times New Roman"/>
         </w:rPr>
-        <w:t xml:space="preserve">5.23 </w:t>
+        <w:t xml:space="preserve">5.24 </w:t>
       </w:r>
       <w:r>
         <w:rPr>
@@ -24282,8 +25033,8 @@
         </w:pict>
       </w:r>
     </w:p>
-    <w:bookmarkEnd w:id="48"/>
-    <w:bookmarkStart w:id="49" w:name="初赛讲义-推断技术-习题6.33"/>
+    <w:bookmarkEnd w:id="49"/>
+    <w:bookmarkStart w:id="50" w:name="初赛讲义-推断技术-习题6.33"/>
     <w:p>
       <w:pPr>
         <w:pStyle w:val="Heading2"/>
@@ -24294,7 +25045,7 @@
         <w:rPr>
           <w:rFonts w:ascii="Times New Roman" w:hAnsi="Times New Roman" w:eastAsia="Times New Roman" w:cs="Times New Roman"/>
         </w:rPr>
-        <w:t xml:space="preserve">5.24 </w:t>
+        <w:t xml:space="preserve">5.25 </w:t>
       </w:r>
       <w:r>
         <w:rPr>
@@ -25414,8 +26165,8 @@
         </w:pict>
       </w:r>
     </w:p>
-    <w:bookmarkEnd w:id="49"/>
-    <w:bookmarkStart w:id="50" w:name="初赛讲义-推断技术-习题6.34"/>
+    <w:bookmarkEnd w:id="50"/>
+    <w:bookmarkStart w:id="51" w:name="初赛讲义-推断技术-习题6.34"/>
     <w:p>
       <w:pPr>
         <w:pStyle w:val="Heading2"/>
@@ -25426,7 +26177,7 @@
         <w:rPr>
           <w:rFonts w:ascii="Times New Roman" w:hAnsi="Times New Roman" w:eastAsia="Times New Roman" w:cs="Times New Roman"/>
         </w:rPr>
-        <w:t xml:space="preserve">5.25 </w:t>
+        <w:t xml:space="preserve">5.26 </w:t>
       </w:r>
       <w:r>
         <w:rPr>
@@ -26094,8 +26845,8 @@
         </w:pict>
       </w:r>
     </w:p>
-    <w:bookmarkEnd w:id="50"/>
-    <w:bookmarkStart w:id="51" w:name="元推-02-价态颜色判据推断"/>
+    <w:bookmarkEnd w:id="51"/>
+    <w:bookmarkStart w:id="52" w:name="元推-02-价态颜色判据推断"/>
     <w:p>
       <w:pPr>
         <w:pStyle w:val="Heading2"/>
@@ -26106,7 +26857,7 @@
         <w:rPr>
           <w:rFonts w:ascii="Times New Roman" w:hAnsi="Times New Roman" w:eastAsia="Times New Roman" w:cs="Times New Roman"/>
         </w:rPr>
-        <w:t xml:space="preserve">5.26 </w:t>
+        <w:t xml:space="preserve">5.27 </w:t>
       </w:r>
       <w:r>
         <w:rPr>
@@ -26306,8 +27057,8 @@
         </w:pict>
       </w:r>
     </w:p>
-    <w:bookmarkEnd w:id="51"/>
-    <w:bookmarkStart w:id="52" w:name="元推-03-综合推断hg"/>
+    <w:bookmarkEnd w:id="52"/>
+    <w:bookmarkStart w:id="53" w:name="元推-03-综合推断hg"/>
     <w:p>
       <w:pPr>
         <w:pStyle w:val="Heading2"/>
@@ -26318,7 +27069,7 @@
         <w:rPr>
           <w:rFonts w:ascii="Times New Roman" w:hAnsi="Times New Roman" w:eastAsia="Times New Roman" w:cs="Times New Roman"/>
         </w:rPr>
-        <w:t xml:space="preserve">5.27 </w:t>
+        <w:t xml:space="preserve">5.28 </w:t>
       </w:r>
       <w:r>
         <w:rPr>
@@ -26462,8 +27213,8 @@
         </w:pict>
       </w:r>
     </w:p>
-    <w:bookmarkEnd w:id="52"/>
-    <w:bookmarkStart w:id="53" w:name="初赛讲义-推断技术-习题6.5"/>
+    <w:bookmarkEnd w:id="53"/>
+    <w:bookmarkStart w:id="54" w:name="初赛讲义-推断技术-习题6.5"/>
     <w:p>
       <w:pPr>
         <w:pStyle w:val="Heading2"/>
@@ -26474,7 +27225,7 @@
         <w:rPr>
           <w:rFonts w:ascii="Times New Roman" w:hAnsi="Times New Roman" w:eastAsia="Times New Roman" w:cs="Times New Roman"/>
         </w:rPr>
-        <w:t xml:space="preserve">5.28 </w:t>
+        <w:t xml:space="preserve">5.29 </w:t>
       </w:r>
       <w:r>
         <w:rPr>
@@ -27654,8 +28405,8 @@
         </w:pict>
       </w:r>
     </w:p>
-    <w:bookmarkEnd w:id="53"/>
     <w:bookmarkEnd w:id="54"/>
+    <w:bookmarkEnd w:id="55"/>
     <w:sectPr>
       <w:footerReference w:type="default" r:id="rId9"/>
       <w:headerReference w:type="default" r:id="rId10"/>
